--- a/research/PLOS_ONE_资料对照修订_20261013/Manuscript_PLOS_ONE_中文修订稿.docx
+++ b/research/PLOS_ONE_资料对照修订_20261013/Manuscript_PLOS_ONE_中文修订稿.docx
@@ -527,7 +527,7 @@
           <w:szCs w:val="24"/>
           <w:lang w:eastAsia="zh-CN"/>
         </w:rPr>
-        <w:t xml:space="preserve">本研究采用健康清洁级雄性Wistar大鼠，约12周龄，体质量（250±20）g，由安徽医科大学实验动物中心提供，许可证号为SCXK（皖）2017-001。饲养设施、温湿度、光照周期、每笼动物数、笼数、饮食管理及分组前适应性饲养时间均需依据实际饲养记录补充。</w:t>
+        <w:t xml:space="preserve">本研究采用健康清洁级雄性Wistar大鼠，约12周龄，体质量（250±20）g，由安徽医科大学实验动物中心提供，许可证号为SCXK（皖）2017-001。大鼠饲养于安徽中医药大学针灸经络研究所动物实验室，采用独立通风大鼠笼（IVC），每笼4只。饲养环境温度为22–24°C，相对湿度为50%–60%，实行12 h光照/12 h黑暗交替，自由摄取饲料和饮水。笼具的具体型号及相关饲养记录仍需核实。</w:t>
       </w:r>
       <w:commentRangeStart w:id="0"/>
       <w:r>
@@ -557,7 +557,7 @@
           <w:szCs w:val="24"/>
           <w:lang w:eastAsia="zh-CN"/>
         </w:rPr>
-        <w:t xml:space="preserve">。</w:t>
+        <w:t xml:space="preserve">。选择雄性大鼠的考虑包括保持与既往模型研究的动物性别一致[6]，以及便于颈前部手术显露和寰枢关节操作。本研究未评估性别差异，结果对雌性大鼠的适用性仍需进一步验证。其他环境丰富化措施和日常健康监测情况待依据实际记录补充。</w:t>
       </w:r>
       <w:commentRangeStart w:id="1"/>
       <w:r>
@@ -5300,7 +5300,7 @@
           <w:sz w:val="20"/>
           <w:szCs w:val="20"/>
         </w:rPr>
-        <w:t xml:space="preserve">A1.01 | 实验动物。来源学位论文已明确报告健康清洁级雄性Wistar大鼠60只，体质量（250±20）g，约12周龄，采用随机数字法分配伪手术组10只、造模组50只；作者已确认总体实验及最终三个组各10只。中文版已补入这些来源信息。“±20”的统计含义和逐动物起始体重分布尚未明确；不得据此推定标准差或精确范围。原始论文未明确提供每笼动物数、笼数及完整饲养条件，请依据动物房记录补齐；草案中的22±1°C、相对湿度60%、自然光照及适应饲养1周尚未核实，未在中文版中作为已确定事实保留。</w:t>
+        <w:t xml:space="preserve">A1.01 | 实验动物与饲养。来源学位论文明确报告健康清洁级雄性Wistar大鼠、体质量（250±20）g、约12周龄。“±20”的统计含义及逐动物起始体重分布仍未明确。本轮作者补充每笼4只，并提供研究所动物实验室、22–24°C、湿度50%–60%、自由饮食饮水及12小时光暗的饲养段落；中文版据此拟写。该参考段落与2025年Zhou等CNS Neurosci Ther（doi:10.1111/cns.70595）小鼠方法一致，不能仅凭参考论文验证本批Wistar的实际饲养记录。请确认本稿适用的饲养阶段、组别笼位安排和术后密度调整，以及实际笼具品牌和型号。HH-A-4 II在该原文中为小鼠笼，不作为大鼠笼型号保留；未以文献或其他采购中的大鼠型号代替实际设备。研究所中文名称采用本学位论文的“针灸经络研究所”。</w:t>
       </w:r>
     </w:p>
   </w:comment>
@@ -5313,7 +5313,7 @@
           <w:sz w:val="20"/>
           <w:szCs w:val="20"/>
         </w:rPr>
-        <w:t xml:space="preserve">A1.02 | 实验动物。请说明仅研究雄性动物的理由，并报告实际明暗周期、环境丰富化措施和健康监测情况（如有记录）。</w:t>
+        <w:t xml:space="preserve">A1.02 | 性别选择与福利记录。已补入与既往寰枢关节模型的性别一致及便于颈前部手术操作的考虑，保留仅研究雄性及不能评估性别差异的限制；未声称雌性变异更大。作者提供的12小时光暗表述暂规范为12小时光照/12小时黑暗，请依据实际光照管理记录确认，必要时提供开启时段，并区分自然光与人工控制光照。每笼4只群养已按作者确认写入；其余丰富化材料、设施及健康监测项目、频率、执行者仍未确认。不得从同实验室其他论文推定玩具、躲避设施或每日检查已经实施。分组前适应性饲养时间仍需本次记录确认。</w:t>
       </w:r>
     </w:p>
   </w:comment>

--- a/research/PLOS_ONE_资料对照修订_20261013/Manuscript_PLOS_ONE_中文修订稿.docx
+++ b/research/PLOS_ONE_资料对照修订_20261013/Manuscript_PLOS_ONE_中文修订稿.docx
@@ -527,7 +527,7 @@
           <w:szCs w:val="24"/>
           <w:lang w:eastAsia="zh-CN"/>
         </w:rPr>
-        <w:t xml:space="preserve">本研究采用健康清洁级雄性Wistar大鼠，约12周龄，体质量（250±20）g，由安徽医科大学实验动物中心提供，许可证号为SCXK（皖）2017-001。大鼠饲养于安徽中医药大学针灸经络研究所动物实验室，采用独立通风大鼠笼（IVC），每笼4只。饲养环境温度为22–24°C，相对湿度为50%–60%，实行12 h光照/12 h黑暗交替，自由摄取饲料和饮水。笼具的具体型号及相关饲养记录仍需核实。</w:t>
+        <w:t xml:space="preserve">本研究采用健康清洁级雄性Wistar大鼠，约12周龄，体质量（250±20）g，由安徽医科大学实验动物中心提供，许可证号为SCXK（皖）2017-001。大鼠饲养于安徽中医药大学针灸经络研究所动物实验室，采用通风大鼠笼具，每笼4只。笼具拟核实型号为HH-A-5II（中央排气通风系统EVC；苏州猴皇，中国苏州）。饲养环境温度为22–24°C，相对湿度为50%–60%，实行12 h光照/12 h黑暗交替，自由摄取饲料和饮水。该型号是否对应本实验实际设备及相关饲养记录仍需核实。</w:t>
       </w:r>
       <w:commentRangeStart w:id="0"/>
       <w:r>
@@ -5300,7 +5300,7 @@
           <w:sz w:val="20"/>
           <w:szCs w:val="20"/>
         </w:rPr>
-        <w:t xml:space="preserve">A1.01 | 实验动物与饲养。来源学位论文明确报告健康清洁级雄性Wistar大鼠、体质量（250±20）g、约12周龄。“±20”的统计含义及逐动物起始体重分布仍未明确。本轮作者补充每笼4只，并提供研究所动物实验室、22–24°C、湿度50%–60%、自由饮食饮水及12小时光暗的饲养段落；中文版据此拟写。该参考段落与2025年Zhou等CNS Neurosci Ther（doi:10.1111/cns.70595）小鼠方法一致，不能仅凭参考论文验证本批Wistar的实际饲养记录。请确认本稿适用的饲养阶段、组别笼位安排和术后密度调整，以及实际笼具品牌和型号。HH-A-4 II在该原文中为小鼠笼，不作为大鼠笼型号保留；未以文献或其他采购中的大鼠型号代替实际设备。研究所中文名称采用本学位论文的“针灸经络研究所”。</w:t>
+        <w:t xml:space="preserve">A1.01 | 实验动物与饲养。来源学位论文明确报告健康清洁级雄性Wistar大鼠、体质量（250±20）g、约12周龄。“±20”的统计含义及逐动物起始体重分布仍未明确。本轮作者补充每笼4只，并提供研究所动物实验室、22–24°C、湿度50%–60%、自由饮食饮水及12小时光暗的饲养段落；中文版据此拟写。该参考段落与2025年Zhou等CNS Neurosci Ther（doi:10.1111/cns.70595）小鼠方法一致，不能仅凭参考论文验证本批Wistar的实际饲养记录。请确认本稿适用的饲养阶段、组别笼位安排和术后密度调整，以及实际笼具品牌和型号。HH-A-4 II在该原文中为小鼠笼，不作为大鼠笼型号保留；未以文献或其他采购中的大鼠型号代替实际设备。研究所中文名称采用本学位论文的“针灸经络研究所”。 按作者要求进一步检索同系列大鼠版：苏州猴皇的产品目录列HH-A-4II为小鼠EVC、HH-A-5II为42笼位大鼠EVC；上海中医药大学2021年9月16日官方采购记录确认HH-A-5II、EVC及苏州猴皇生产商对应关系（https://www.shutcm.edu.cn/2021/0916/c249a138894/page.htm）。这是产品身份核实，不是本实验设备使用记录。正文以“拟核实型号”列HH-A-5II并改用通风笼具泛称，未把EVC与IVC等同；最终仍请核对实际设备铭牌或采购记录。</w:t>
       </w:r>
     </w:p>
   </w:comment>
